--- a/public/content/works/genesis/O1.docx
+++ b/public/content/works/genesis/O1.docx
@@ -17532,7 +17532,7 @@
           <w:i w:val="0"/>
           <w:sz w:val="34"/>
         </w:rPr>
-        <w:t>第九章　結語：從存在者的生成到世界的生成——預告卷二</w:t>
+        <w:t>第九章　結語：從存在者的生成到世界的生成</w:t>
       </w:r>
     </w:p>
     <w:p>
